--- a/files/UO_Draft.docx
+++ b/files/UO_Draft.docx
@@ -426,7 +426,7 @@
         <w:rPr>
           <w:rFonts w:ascii="Segoe UI" w:hAnsi="Segoe UI" w:cs="Segoe UI"/>
         </w:rPr>
-        <w:t xml:space="preserve">With reference to your </w:t>
+        <w:t>With reference to the subject cited above.</w:t>
       </w:r>
     </w:p>
     <w:p>
@@ -577,18 +577,24 @@
         </w:rPr>
         <w:t xml:space="preserve">               </w:t>
       </w:r>
-      <w:r>
-        <w:rPr>
-          <w:rFonts w:ascii="Segoe UI" w:hAnsi="Segoe UI" w:cs="Segoe UI"/>
-        </w:rPr>
-        <w:t>F</w:t>
-      </w:r>
-      <w:r>
-        <w:rPr>
-          <w:rFonts w:ascii="Segoe UI" w:hAnsi="Segoe UI" w:cs="Segoe UI"/>
+      <w:proofErr w:type="gramStart"/>
+      <w:r>
+        <w:rPr>
+          <w:rFonts w:ascii="Segoe UI" w:hAnsi="Segoe UI" w:cs="Segoe UI"/>
+          <w:i/>
+          <w:iCs/>
+        </w:rPr>
+        <w:t>f</w:t>
+      </w:r>
+      <w:r>
+        <w:rPr>
+          <w:rFonts w:ascii="Segoe UI" w:hAnsi="Segoe UI" w:cs="Segoe UI"/>
+          <w:i/>
+          <w:iCs/>
         </w:rPr>
         <w:t>or</w:t>
       </w:r>
+      <w:proofErr w:type="gramEnd"/>
       <w:r>
         <w:rPr>
           <w:rFonts w:ascii="Segoe UI" w:hAnsi="Segoe UI" w:cs="Segoe UI"/>
@@ -623,21 +629,7 @@
         <w:rPr>
           <w:rFonts w:ascii="Segoe UI" w:hAnsi="Segoe UI" w:cs="Segoe UI"/>
         </w:rPr>
-        <w:t xml:space="preserve"> to Govt. </w:t>
-      </w:r>
-      <w:proofErr w:type="gramStart"/>
-      <w:r>
-        <w:rPr>
-          <w:rFonts w:ascii="Segoe UI" w:hAnsi="Segoe UI" w:cs="Segoe UI"/>
-        </w:rPr>
-        <w:t>of  Haryana</w:t>
-      </w:r>
-      <w:proofErr w:type="gramEnd"/>
-      <w:r>
-        <w:rPr>
-          <w:rFonts w:ascii="Segoe UI" w:hAnsi="Segoe UI" w:cs="Segoe UI"/>
-        </w:rPr>
-        <w:t>,</w:t>
+        <w:t xml:space="preserve"> to Govt. of  Haryana,</w:t>
       </w:r>
     </w:p>
     <w:p>
@@ -844,6 +836,8 @@
       <w:r>
         <w:rPr>
           <w:rFonts w:ascii="Segoe UI" w:hAnsi="Segoe UI" w:cs="Segoe UI"/>
+          <w:i/>
+          <w:iCs/>
         </w:rPr>
         <w:t>for</w:t>
       </w:r>
@@ -1074,11 +1068,15 @@
         <w:jc w:val="both"/>
         <w:rPr>
           <w:rFonts w:ascii="Segoe UI" w:hAnsi="Segoe UI" w:cs="Segoe UI"/>
-        </w:rPr>
-      </w:pPr>
-      <w:r>
-        <w:rPr>
-          <w:rFonts w:ascii="Segoe UI" w:hAnsi="Segoe UI" w:cs="Segoe UI"/>
+          <w:b/>
+          <w:bCs/>
+        </w:rPr>
+      </w:pPr>
+      <w:r>
+        <w:rPr>
+          <w:rFonts w:ascii="Segoe UI" w:hAnsi="Segoe UI" w:cs="Segoe UI"/>
+          <w:b/>
+          <w:bCs/>
         </w:rPr>
         <w:lastRenderedPageBreak/>
         <w:t>Subject</w:t>
@@ -1087,6 +1085,8 @@
       <w:r>
         <w:rPr>
           <w:rFonts w:ascii="Segoe UI" w:hAnsi="Segoe UI" w:cs="Segoe UI"/>
+          <w:b/>
+          <w:bCs/>
         </w:rPr>
         <w:t>:-</w:t>
       </w:r>
@@ -1094,15 +1094,45 @@
       <w:r>
         <w:rPr>
           <w:rFonts w:ascii="Segoe UI" w:hAnsi="Segoe UI" w:cs="Segoe UI"/>
+          <w:b/>
+          <w:bCs/>
         </w:rPr>
         <w:t xml:space="preserve"> </w:t>
       </w:r>
       <w:r>
         <w:rPr>
           <w:rFonts w:ascii="Segoe UI" w:hAnsi="Segoe UI" w:cs="Segoe UI"/>
-        </w:rPr>
-        <w:tab/>
-        <w:t>{{PUC_SUBJECT}}*****</w:t>
+          <w:b/>
+          <w:bCs/>
+        </w:rPr>
+        <w:tab/>
+        <w:t>{{PUC_SUBJECT}}</w:t>
+      </w:r>
+    </w:p>
+    <w:p>
+      <w:pPr>
+        <w:tabs>
+          <w:tab w:val="left" w:pos="0"/>
+        </w:tabs>
+        <w:autoSpaceDE w:val="0"/>
+        <w:autoSpaceDN w:val="0"/>
+        <w:adjustRightInd w:val="0"/>
+        <w:spacing w:after="0" w:line="240" w:lineRule="auto"/>
+        <w:ind w:left="1440" w:hanging="1440"/>
+        <w:jc w:val="center"/>
+        <w:rPr>
+          <w:rFonts w:ascii="Segoe UI" w:hAnsi="Segoe UI" w:cs="Segoe UI"/>
+          <w:b/>
+          <w:bCs/>
+        </w:rPr>
+      </w:pPr>
+      <w:r>
+        <w:rPr>
+          <w:rFonts w:ascii="Segoe UI" w:hAnsi="Segoe UI" w:cs="Segoe UI"/>
+          <w:b/>
+          <w:bCs/>
+        </w:rPr>
+        <w:t>*****</w:t>
       </w:r>
     </w:p>
     <w:p>
@@ -1262,6 +1292,8 @@
       <w:r>
         <w:rPr>
           <w:rFonts w:ascii="Segoe UI" w:hAnsi="Segoe UI" w:cs="Segoe UI"/>
+          <w:i/>
+          <w:iCs/>
         </w:rPr>
         <w:t>for</w:t>
       </w:r>
